--- a/flutter_documents/flutter_web/fw3_customize_website_name_and_id.docx
+++ b/flutter_documents/flutter_web/fw3_customize_website_name_and_id.docx
@@ -6,20 +6,20 @@
       <w:pPr>
         <w:jc w:val="center"/>
         <w:rPr>
-          <w:rFonts w:ascii="Calibri" w:hAnsi="Calibri" w:cs="Calibri"/>
-          <w:b/>
-          <w:bCs/>
-          <w:sz w:val="44"/>
-          <w:szCs w:val="44"/>
-        </w:rPr>
-      </w:pPr>
-      <w:r>
-        <w:rPr>
-          <w:rFonts w:ascii="Calibri" w:hAnsi="Calibri" w:cs="Calibri"/>
-          <w:b/>
-          <w:bCs/>
-          <w:sz w:val="44"/>
-          <w:szCs w:val="44"/>
+          <w:rFonts w:cs="Calibri"/>
+          <w:b/>
+          <w:bCs/>
+          <w:sz w:val="40"/>
+          <w:szCs w:val="40"/>
+        </w:rPr>
+      </w:pPr>
+      <w:r>
+        <w:rPr>
+          <w:rFonts w:cs="Calibri"/>
+          <w:b/>
+          <w:bCs/>
+          <w:sz w:val="40"/>
+          <w:szCs w:val="40"/>
         </w:rPr>
         <w:t>INDEX</w:t>
       </w:r>
@@ -33,40 +33,56 @@
         </w:numPr>
         <w:jc w:val="both"/>
         <w:rPr>
-          <w:rFonts w:ascii="Calibri" w:hAnsi="Calibri" w:cs="Calibri"/>
-          <w:sz w:val="32"/>
-          <w:szCs w:val="32"/>
-        </w:rPr>
-      </w:pPr>
-      <w:r>
-        <w:rPr>
-          <w:rFonts w:ascii="Calibri" w:hAnsi="Calibri" w:cs="Calibri"/>
-          <w:sz w:val="32"/>
-          <w:szCs w:val="32"/>
+          <w:rFonts w:cs="Calibri"/>
+          <w:sz w:val="30"/>
+          <w:szCs w:val="30"/>
+        </w:rPr>
+      </w:pPr>
+      <w:r>
+        <w:rPr>
+          <w:rFonts w:cs="Calibri"/>
+          <w:sz w:val="30"/>
+          <w:szCs w:val="30"/>
         </w:rPr>
         <w:t>Customize Website Name &amp; PWA/App Name……………</w:t>
       </w:r>
       <w:r>
         <w:rPr>
-          <w:rFonts w:ascii="Calibri" w:hAnsi="Calibri" w:cs="Calibri"/>
-          <w:sz w:val="32"/>
-          <w:szCs w:val="32"/>
+          <w:rFonts w:cs="Calibri"/>
+          <w:sz w:val="30"/>
+          <w:szCs w:val="30"/>
         </w:rPr>
         <w:t>………</w:t>
       </w:r>
       <w:r>
         <w:rPr>
-          <w:rFonts w:ascii="Calibri" w:hAnsi="Calibri" w:cs="Calibri"/>
-          <w:sz w:val="32"/>
-          <w:szCs w:val="32"/>
-        </w:rPr>
-        <w:t>……….…</w:t>
-      </w:r>
-      <w:r>
-        <w:rPr>
-          <w:rFonts w:ascii="Calibri" w:hAnsi="Calibri" w:cs="Calibri"/>
-          <w:sz w:val="32"/>
-          <w:szCs w:val="32"/>
+          <w:rFonts w:cs="Calibri"/>
+          <w:sz w:val="30"/>
+          <w:szCs w:val="30"/>
+        </w:rPr>
+        <w:t>……</w:t>
+      </w:r>
+      <w:r>
+        <w:rPr>
+          <w:rFonts w:cs="Calibri"/>
+          <w:sz w:val="30"/>
+          <w:szCs w:val="30"/>
+        </w:rPr>
+        <w:t>.</w:t>
+      </w:r>
+      <w:r>
+        <w:rPr>
+          <w:rFonts w:cs="Calibri"/>
+          <w:sz w:val="30"/>
+          <w:szCs w:val="30"/>
+        </w:rPr>
+        <w:t>…</w:t>
+      </w:r>
+      <w:r>
+        <w:rPr>
+          <w:rFonts w:cs="Calibri"/>
+          <w:sz w:val="30"/>
+          <w:szCs w:val="30"/>
         </w:rPr>
         <w:t>2</w:t>
       </w:r>
@@ -80,65 +96,65 @@
         </w:numPr>
         <w:jc w:val="both"/>
         <w:rPr>
-          <w:rFonts w:ascii="Calibri" w:hAnsi="Calibri" w:cs="Calibri"/>
-          <w:sz w:val="32"/>
-          <w:szCs w:val="32"/>
-        </w:rPr>
-      </w:pPr>
-    </w:p>
-    <w:p>
-      <w:pPr>
-        <w:jc w:val="both"/>
-        <w:rPr>
-          <w:rFonts w:ascii="Calibri" w:hAnsi="Calibri" w:cs="Calibri"/>
-          <w:sz w:val="32"/>
-          <w:szCs w:val="32"/>
-        </w:rPr>
-      </w:pPr>
-    </w:p>
-    <w:p>
-      <w:pPr>
-        <w:jc w:val="both"/>
-        <w:rPr>
-          <w:rFonts w:ascii="Calibri" w:hAnsi="Calibri" w:cs="Calibri"/>
-          <w:sz w:val="32"/>
-          <w:szCs w:val="32"/>
-        </w:rPr>
-      </w:pPr>
-    </w:p>
-    <w:p>
-      <w:pPr>
-        <w:jc w:val="both"/>
-        <w:rPr>
-          <w:rFonts w:ascii="Calibri" w:hAnsi="Calibri" w:cs="Calibri"/>
-          <w:sz w:val="32"/>
-          <w:szCs w:val="32"/>
-        </w:rPr>
-      </w:pPr>
-    </w:p>
-    <w:p>
-      <w:pPr>
-        <w:jc w:val="both"/>
-        <w:rPr>
-          <w:rFonts w:ascii="Calibri" w:hAnsi="Calibri" w:cs="Calibri"/>
-          <w:sz w:val="34"/>
-          <w:szCs w:val="34"/>
-        </w:rPr>
-      </w:pPr>
-    </w:p>
-    <w:p>
-      <w:pPr>
-        <w:rPr>
-          <w:rFonts w:ascii="Calibri" w:hAnsi="Calibri" w:cs="Calibri"/>
-          <w:sz w:val="34"/>
-          <w:szCs w:val="34"/>
-        </w:rPr>
-      </w:pPr>
-      <w:r>
-        <w:rPr>
-          <w:rFonts w:ascii="Calibri" w:hAnsi="Calibri" w:cs="Calibri"/>
-          <w:sz w:val="34"/>
-          <w:szCs w:val="34"/>
+          <w:rFonts w:cs="Calibri"/>
+          <w:sz w:val="30"/>
+          <w:szCs w:val="30"/>
+        </w:rPr>
+      </w:pPr>
+    </w:p>
+    <w:p>
+      <w:pPr>
+        <w:jc w:val="both"/>
+        <w:rPr>
+          <w:rFonts w:cs="Calibri"/>
+          <w:sz w:val="30"/>
+          <w:szCs w:val="30"/>
+        </w:rPr>
+      </w:pPr>
+    </w:p>
+    <w:p>
+      <w:pPr>
+        <w:jc w:val="both"/>
+        <w:rPr>
+          <w:rFonts w:cs="Calibri"/>
+          <w:sz w:val="30"/>
+          <w:szCs w:val="30"/>
+        </w:rPr>
+      </w:pPr>
+    </w:p>
+    <w:p>
+      <w:pPr>
+        <w:jc w:val="both"/>
+        <w:rPr>
+          <w:rFonts w:cs="Calibri"/>
+          <w:sz w:val="30"/>
+          <w:szCs w:val="30"/>
+        </w:rPr>
+      </w:pPr>
+    </w:p>
+    <w:p>
+      <w:pPr>
+        <w:jc w:val="both"/>
+        <w:rPr>
+          <w:rFonts w:cs="Calibri"/>
+          <w:sz w:val="32"/>
+          <w:szCs w:val="32"/>
+        </w:rPr>
+      </w:pPr>
+    </w:p>
+    <w:p>
+      <w:pPr>
+        <w:rPr>
+          <w:rFonts w:cs="Calibri"/>
+          <w:sz w:val="32"/>
+          <w:szCs w:val="32"/>
+        </w:rPr>
+      </w:pPr>
+      <w:r>
+        <w:rPr>
+          <w:rFonts w:cs="Calibri"/>
+          <w:sz w:val="32"/>
+          <w:szCs w:val="32"/>
         </w:rPr>
         <w:br w:type="page"/>
       </w:r>
@@ -147,41 +163,41 @@
       <w:pPr>
         <w:jc w:val="both"/>
         <w:rPr>
-          <w:rFonts w:ascii="Calibri" w:hAnsi="Calibri" w:cs="Calibri"/>
-          <w:b/>
-          <w:bCs/>
-          <w:sz w:val="36"/>
-          <w:szCs w:val="36"/>
-        </w:rPr>
-      </w:pPr>
-      <w:r>
-        <w:rPr>
-          <w:rFonts w:ascii="Calibri" w:hAnsi="Calibri" w:cs="Calibri"/>
-          <w:b/>
-          <w:bCs/>
-          <w:sz w:val="36"/>
-          <w:szCs w:val="36"/>
+          <w:rFonts w:cs="Calibri"/>
+          <w:b/>
+          <w:bCs/>
+          <w:sz w:val="32"/>
+          <w:szCs w:val="32"/>
+        </w:rPr>
+      </w:pPr>
+      <w:r>
+        <w:rPr>
+          <w:rFonts w:cs="Calibri"/>
+          <w:b/>
+          <w:bCs/>
+          <w:sz w:val="32"/>
+          <w:szCs w:val="32"/>
         </w:rPr>
         <w:lastRenderedPageBreak/>
         <w:t>Customize Website Name &amp; PWA/App Name</w:t>
       </w:r>
       <w:r>
         <w:rPr>
-          <w:rFonts w:ascii="Calibri" w:hAnsi="Calibri" w:cs="Calibri"/>
-          <w:b/>
-          <w:bCs/>
-          <w:sz w:val="36"/>
-          <w:szCs w:val="36"/>
+          <w:rFonts w:cs="Calibri"/>
+          <w:b/>
+          <w:bCs/>
+          <w:sz w:val="32"/>
+          <w:szCs w:val="32"/>
         </w:rPr>
         <w:t xml:space="preserve"> (Before Firebase Setup)</w:t>
       </w:r>
       <w:r>
         <w:rPr>
-          <w:rFonts w:ascii="Calibri" w:hAnsi="Calibri" w:cs="Calibri"/>
-          <w:b/>
-          <w:bCs/>
-          <w:sz w:val="36"/>
-          <w:szCs w:val="36"/>
+          <w:rFonts w:cs="Calibri"/>
+          <w:b/>
+          <w:bCs/>
+          <w:sz w:val="32"/>
+          <w:szCs w:val="32"/>
         </w:rPr>
         <w:t>:</w:t>
       </w:r>
@@ -190,52 +206,52 @@
       <w:pPr>
         <w:jc w:val="both"/>
         <w:rPr>
-          <w:rFonts w:ascii="Calibri" w:hAnsi="Calibri" w:cs="Calibri"/>
-          <w:sz w:val="36"/>
-          <w:szCs w:val="36"/>
-        </w:rPr>
-      </w:pPr>
-      <w:r>
-        <w:rPr>
-          <w:rFonts w:ascii="Calibri" w:hAnsi="Calibri" w:cs="Calibri"/>
-          <w:sz w:val="36"/>
-          <w:szCs w:val="36"/>
+          <w:rFonts w:cs="Calibri"/>
+          <w:sz w:val="32"/>
+          <w:szCs w:val="32"/>
+        </w:rPr>
+      </w:pPr>
+      <w:r>
+        <w:rPr>
+          <w:rFonts w:cs="Calibri"/>
+          <w:sz w:val="32"/>
+          <w:szCs w:val="32"/>
         </w:rPr>
         <w:t xml:space="preserve"># A must before </w:t>
       </w:r>
       <w:r>
         <w:rPr>
-          <w:rFonts w:ascii="Calibri" w:hAnsi="Calibri" w:cs="Calibri"/>
-          <w:b/>
-          <w:bCs/>
-          <w:sz w:val="36"/>
-          <w:szCs w:val="36"/>
+          <w:rFonts w:cs="Calibri"/>
+          <w:b/>
+          <w:bCs/>
+          <w:sz w:val="32"/>
+          <w:szCs w:val="32"/>
         </w:rPr>
         <w:t>Firebase</w:t>
       </w:r>
       <w:r>
         <w:rPr>
-          <w:rFonts w:ascii="Calibri" w:hAnsi="Calibri" w:cs="Calibri"/>
-          <w:sz w:val="36"/>
-          <w:szCs w:val="36"/>
+          <w:rFonts w:cs="Calibri"/>
+          <w:sz w:val="32"/>
+          <w:szCs w:val="32"/>
         </w:rPr>
         <w:t xml:space="preserve"> setup for </w:t>
       </w:r>
       <w:r>
         <w:rPr>
-          <w:rFonts w:ascii="Calibri" w:hAnsi="Calibri" w:cs="Calibri"/>
-          <w:b/>
-          <w:bCs/>
-          <w:sz w:val="36"/>
-          <w:szCs w:val="36"/>
+          <w:rFonts w:cs="Calibri"/>
+          <w:b/>
+          <w:bCs/>
+          <w:sz w:val="32"/>
+          <w:szCs w:val="32"/>
         </w:rPr>
         <w:t>Flutter</w:t>
       </w:r>
       <w:r>
         <w:rPr>
-          <w:rFonts w:ascii="Calibri" w:hAnsi="Calibri" w:cs="Calibri"/>
-          <w:sz w:val="36"/>
-          <w:szCs w:val="36"/>
+          <w:rFonts w:cs="Calibri"/>
+          <w:sz w:val="32"/>
+          <w:szCs w:val="32"/>
         </w:rPr>
         <w:t xml:space="preserve"> web</w:t>
       </w:r>
@@ -244,80 +260,124 @@
       <w:pPr>
         <w:jc w:val="both"/>
         <w:rPr>
-          <w:rFonts w:ascii="Calibri" w:hAnsi="Calibri" w:cs="Calibri"/>
-          <w:sz w:val="36"/>
-          <w:szCs w:val="36"/>
-        </w:rPr>
-      </w:pPr>
-    </w:p>
-    <w:p>
-      <w:pPr>
-        <w:jc w:val="both"/>
-        <w:rPr>
-          <w:rFonts w:ascii="Calibri" w:hAnsi="Calibri" w:cs="Calibri"/>
-          <w:sz w:val="36"/>
-          <w:szCs w:val="36"/>
-        </w:rPr>
-      </w:pPr>
-      <w:r>
-        <w:rPr>
-          <w:rFonts w:ascii="Calibri" w:hAnsi="Calibri" w:cs="Calibri"/>
-          <w:sz w:val="36"/>
-          <w:szCs w:val="36"/>
-        </w:rPr>
-        <w:t>Change Name in pubsec.yaml:</w:t>
-      </w:r>
-    </w:p>
-    <w:p>
-      <w:pPr>
-        <w:jc w:val="both"/>
-        <w:rPr>
-          <w:rFonts w:ascii="Calibri" w:hAnsi="Calibri" w:cs="Calibri"/>
-          <w:sz w:val="36"/>
-          <w:szCs w:val="36"/>
-        </w:rPr>
-      </w:pPr>
-      <w:r>
-        <w:rPr>
-          <w:rFonts w:ascii="Calibri" w:hAnsi="Calibri" w:cs="Calibri"/>
-          <w:sz w:val="36"/>
-          <w:szCs w:val="36"/>
+          <w:rFonts w:cs="Calibri"/>
+          <w:sz w:val="32"/>
+          <w:szCs w:val="32"/>
+        </w:rPr>
+      </w:pPr>
+    </w:p>
+    <w:p>
+      <w:pPr>
+        <w:jc w:val="both"/>
+        <w:rPr>
+          <w:rFonts w:cs="Calibri"/>
+          <w:sz w:val="32"/>
+          <w:szCs w:val="32"/>
+        </w:rPr>
+      </w:pPr>
+      <w:r>
+        <w:rPr>
+          <w:rFonts w:cs="Calibri"/>
+          <w:sz w:val="32"/>
+          <w:szCs w:val="32"/>
+        </w:rPr>
+        <w:t xml:space="preserve">Change Name in </w:t>
+      </w:r>
+      <w:proofErr w:type="spellStart"/>
+      <w:proofErr w:type="gramStart"/>
+      <w:r>
+        <w:rPr>
+          <w:rFonts w:cs="Calibri"/>
+          <w:sz w:val="32"/>
+          <w:szCs w:val="32"/>
+        </w:rPr>
+        <w:t>pubsec.yaml</w:t>
+      </w:r>
+      <w:proofErr w:type="spellEnd"/>
+      <w:proofErr w:type="gramEnd"/>
+      <w:r>
+        <w:rPr>
+          <w:rFonts w:cs="Calibri"/>
+          <w:sz w:val="32"/>
+          <w:szCs w:val="32"/>
+        </w:rPr>
+        <w:t>:</w:t>
+      </w:r>
+    </w:p>
+    <w:p>
+      <w:pPr>
+        <w:jc w:val="both"/>
+        <w:rPr>
+          <w:rFonts w:cs="Calibri"/>
+          <w:sz w:val="32"/>
+          <w:szCs w:val="32"/>
+        </w:rPr>
+      </w:pPr>
+      <w:r>
+        <w:rPr>
+          <w:rFonts w:cs="Calibri"/>
+          <w:sz w:val="32"/>
+          <w:szCs w:val="32"/>
         </w:rPr>
         <w:t xml:space="preserve"># Go to </w:t>
       </w:r>
-      <w:r>
-        <w:rPr>
-          <w:rFonts w:ascii="Calibri" w:hAnsi="Calibri" w:cs="Calibri"/>
-          <w:b/>
-          <w:bCs/>
-          <w:sz w:val="36"/>
-          <w:szCs w:val="36"/>
-        </w:rPr>
-        <w:t>project_root\pubsec.yaml</w:t>
-      </w:r>
-      <w:r>
-        <w:rPr>
-          <w:rFonts w:ascii="Calibri" w:hAnsi="Calibri" w:cs="Calibri"/>
-          <w:sz w:val="36"/>
-          <w:szCs w:val="36"/>
+      <w:proofErr w:type="spellStart"/>
+      <w:r>
+        <w:rPr>
+          <w:rFonts w:cs="Calibri"/>
+          <w:b/>
+          <w:bCs/>
+          <w:sz w:val="32"/>
+          <w:szCs w:val="32"/>
+        </w:rPr>
+        <w:t>project_root</w:t>
+      </w:r>
+      <w:proofErr w:type="spellEnd"/>
+      <w:r>
+        <w:rPr>
+          <w:rFonts w:cs="Calibri"/>
+          <w:b/>
+          <w:bCs/>
+          <w:sz w:val="32"/>
+          <w:szCs w:val="32"/>
+        </w:rPr>
+        <w:t>\</w:t>
+      </w:r>
+      <w:proofErr w:type="spellStart"/>
+      <w:r>
+        <w:rPr>
+          <w:rFonts w:cs="Calibri"/>
+          <w:b/>
+          <w:bCs/>
+          <w:sz w:val="32"/>
+          <w:szCs w:val="32"/>
+        </w:rPr>
+        <w:t>pubsec.yaml</w:t>
+      </w:r>
+      <w:proofErr w:type="spellEnd"/>
+      <w:r>
+        <w:rPr>
+          <w:rFonts w:cs="Calibri"/>
+          <w:sz w:val="32"/>
+          <w:szCs w:val="32"/>
         </w:rPr>
         <w:t xml:space="preserve"> and edit the </w:t>
       </w:r>
       <w:r>
         <w:rPr>
-          <w:rFonts w:ascii="Calibri" w:hAnsi="Calibri" w:cs="Calibri"/>
-          <w:b/>
-          <w:bCs/>
-          <w:sz w:val="36"/>
-          <w:szCs w:val="36"/>
+          <w:rFonts w:cs="Calibri"/>
+          <w:b/>
+          <w:bCs/>
+          <w:sz w:val="32"/>
+          <w:szCs w:val="32"/>
         </w:rPr>
         <w:t xml:space="preserve">name: </w:t>
       </w:r>
       <w:r>
         <w:rPr>
-          <w:rFonts w:ascii="Calibri" w:hAnsi="Calibri" w:cs="Calibri"/>
-          <w:sz w:val="36"/>
-          <w:szCs w:val="36"/>
+          <w:rFonts w:cs="Calibri"/>
+          <w:sz w:val="32"/>
+          <w:szCs w:val="32"/>
         </w:rPr>
         <w:t>from</w:t>
       </w:r>
@@ -326,33 +386,33 @@
       <w:pPr>
         <w:jc w:val="both"/>
         <w:rPr>
-          <w:rFonts w:ascii="Calibri" w:hAnsi="Calibri" w:cs="Calibri"/>
-          <w:b/>
-          <w:bCs/>
-          <w:color w:val="D86DCB" w:themeColor="accent5" w:themeTint="99"/>
-          <w:sz w:val="36"/>
-          <w:szCs w:val="36"/>
-        </w:rPr>
-      </w:pPr>
-      <w:r>
-        <w:rPr>
-          <w:rFonts w:ascii="Calibri" w:hAnsi="Calibri" w:cs="Calibri"/>
-          <w:b/>
-          <w:bCs/>
-          <w:color w:val="D86DCB" w:themeColor="accent5" w:themeTint="99"/>
-          <w:sz w:val="36"/>
-          <w:szCs w:val="36"/>
+          <w:rFonts w:cs="Calibri"/>
+          <w:b/>
+          <w:bCs/>
+          <w:color w:val="D86DCB" w:themeColor="accent5" w:themeTint="99"/>
+          <w:sz w:val="32"/>
+          <w:szCs w:val="32"/>
+        </w:rPr>
+      </w:pPr>
+      <w:r>
+        <w:rPr>
+          <w:rFonts w:cs="Calibri"/>
+          <w:b/>
+          <w:bCs/>
+          <w:color w:val="D86DCB" w:themeColor="accent5" w:themeTint="99"/>
+          <w:sz w:val="32"/>
+          <w:szCs w:val="32"/>
         </w:rPr>
         <w:t>name: flutter7_portfolio</w:t>
       </w:r>
       <w:r>
         <w:rPr>
-          <w:rFonts w:ascii="Calibri" w:hAnsi="Calibri" w:cs="Calibri"/>
-          <w:b/>
-          <w:bCs/>
-          <w:color w:val="D86DCB" w:themeColor="accent5" w:themeTint="99"/>
-          <w:sz w:val="36"/>
-          <w:szCs w:val="36"/>
+          <w:rFonts w:cs="Calibri"/>
+          <w:b/>
+          <w:bCs/>
+          <w:color w:val="D86DCB" w:themeColor="accent5" w:themeTint="99"/>
+          <w:sz w:val="32"/>
+          <w:szCs w:val="32"/>
         </w:rPr>
         <w:br/>
         <w:t>description: "A new Flutter project."</w:t>
@@ -362,22 +422,22 @@
       <w:pPr>
         <w:jc w:val="both"/>
         <w:rPr>
-          <w:rFonts w:ascii="Calibri" w:hAnsi="Calibri" w:cs="Calibri"/>
-          <w:b/>
-          <w:bCs/>
-          <w:color w:val="D86DCB" w:themeColor="accent5" w:themeTint="99"/>
-          <w:sz w:val="36"/>
-          <w:szCs w:val="36"/>
-        </w:rPr>
-      </w:pPr>
-      <w:r>
-        <w:rPr>
-          <w:rFonts w:ascii="Calibri" w:hAnsi="Calibri" w:cs="Calibri"/>
-          <w:b/>
-          <w:bCs/>
-          <w:color w:val="D86DCB" w:themeColor="accent5" w:themeTint="99"/>
-          <w:sz w:val="36"/>
-          <w:szCs w:val="36"/>
+          <w:rFonts w:cs="Calibri"/>
+          <w:b/>
+          <w:bCs/>
+          <w:color w:val="D86DCB" w:themeColor="accent5" w:themeTint="99"/>
+          <w:sz w:val="32"/>
+          <w:szCs w:val="32"/>
+        </w:rPr>
+      </w:pPr>
+      <w:r>
+        <w:rPr>
+          <w:rFonts w:cs="Calibri"/>
+          <w:b/>
+          <w:bCs/>
+          <w:color w:val="D86DCB" w:themeColor="accent5" w:themeTint="99"/>
+          <w:sz w:val="32"/>
+          <w:szCs w:val="32"/>
         </w:rPr>
         <w:t>…</w:t>
       </w:r>
@@ -386,79 +446,94 @@
       <w:pPr>
         <w:jc w:val="both"/>
         <w:rPr>
-          <w:rFonts w:ascii="Calibri" w:hAnsi="Calibri" w:cs="Calibri"/>
-          <w:sz w:val="36"/>
-          <w:szCs w:val="36"/>
-        </w:rPr>
-      </w:pPr>
-      <w:r>
-        <w:rPr>
-          <w:rFonts w:ascii="Calibri" w:hAnsi="Calibri" w:cs="Calibri"/>
-          <w:sz w:val="36"/>
-          <w:szCs w:val="36"/>
+          <w:rFonts w:cs="Calibri"/>
+          <w:sz w:val="32"/>
+          <w:szCs w:val="32"/>
+        </w:rPr>
+      </w:pPr>
+      <w:r>
+        <w:rPr>
+          <w:rFonts w:cs="Calibri"/>
+          <w:sz w:val="32"/>
+          <w:szCs w:val="32"/>
         </w:rPr>
         <w:t xml:space="preserve"># To this and make sure </w:t>
       </w:r>
       <w:r>
         <w:rPr>
-          <w:rFonts w:ascii="Calibri" w:hAnsi="Calibri" w:cs="Calibri"/>
-          <w:b/>
-          <w:bCs/>
-          <w:sz w:val="36"/>
-          <w:szCs w:val="36"/>
+          <w:rFonts w:cs="Calibri"/>
+          <w:b/>
+          <w:bCs/>
+          <w:sz w:val="32"/>
+          <w:szCs w:val="32"/>
         </w:rPr>
         <w:t xml:space="preserve">name: </w:t>
       </w:r>
       <w:r>
         <w:rPr>
-          <w:rFonts w:ascii="Calibri" w:hAnsi="Calibri" w:cs="Calibri"/>
-          <w:sz w:val="36"/>
-          <w:szCs w:val="36"/>
+          <w:rFonts w:cs="Calibri"/>
+          <w:sz w:val="32"/>
+          <w:szCs w:val="32"/>
         </w:rPr>
         <w:t xml:space="preserve">field uses </w:t>
       </w:r>
-      <w:r>
-        <w:rPr>
-          <w:rFonts w:ascii="Calibri" w:hAnsi="Calibri" w:cs="Calibri"/>
-          <w:b/>
-          <w:bCs/>
-          <w:sz w:val="36"/>
-          <w:szCs w:val="36"/>
+      <w:proofErr w:type="spellStart"/>
+      <w:r>
+        <w:rPr>
+          <w:rFonts w:cs="Calibri"/>
+          <w:b/>
+          <w:bCs/>
+          <w:sz w:val="32"/>
+          <w:szCs w:val="32"/>
         </w:rPr>
         <w:t>snake_case</w:t>
       </w:r>
-    </w:p>
-    <w:p>
-      <w:pPr>
-        <w:jc w:val="both"/>
-        <w:rPr>
-          <w:rFonts w:ascii="Calibri" w:hAnsi="Calibri" w:cs="Calibri"/>
-          <w:b/>
-          <w:bCs/>
-          <w:color w:val="D86DCB" w:themeColor="accent5" w:themeTint="99"/>
-          <w:sz w:val="36"/>
-          <w:szCs w:val="36"/>
-        </w:rPr>
-      </w:pPr>
-      <w:r>
-        <w:rPr>
-          <w:rFonts w:ascii="Calibri" w:hAnsi="Calibri" w:cs="Calibri"/>
-          <w:b/>
-          <w:bCs/>
-          <w:color w:val="D86DCB" w:themeColor="accent5" w:themeTint="99"/>
-          <w:sz w:val="36"/>
-          <w:szCs w:val="36"/>
-        </w:rPr>
-        <w:t>name: Nazmul_portfolio</w:t>
-      </w:r>
-      <w:r>
-        <w:rPr>
-          <w:rFonts w:ascii="Calibri" w:hAnsi="Calibri" w:cs="Calibri"/>
-          <w:b/>
-          <w:bCs/>
-          <w:color w:val="D86DCB" w:themeColor="accent5" w:themeTint="99"/>
-          <w:sz w:val="36"/>
-          <w:szCs w:val="36"/>
+      <w:proofErr w:type="spellEnd"/>
+    </w:p>
+    <w:p>
+      <w:pPr>
+        <w:jc w:val="both"/>
+        <w:rPr>
+          <w:rFonts w:cs="Calibri"/>
+          <w:b/>
+          <w:bCs/>
+          <w:color w:val="D86DCB" w:themeColor="accent5" w:themeTint="99"/>
+          <w:sz w:val="32"/>
+          <w:szCs w:val="32"/>
+        </w:rPr>
+      </w:pPr>
+      <w:r>
+        <w:rPr>
+          <w:rFonts w:cs="Calibri"/>
+          <w:b/>
+          <w:bCs/>
+          <w:color w:val="D86DCB" w:themeColor="accent5" w:themeTint="99"/>
+          <w:sz w:val="32"/>
+          <w:szCs w:val="32"/>
+        </w:rPr>
+        <w:t xml:space="preserve">name: </w:t>
+      </w:r>
+      <w:proofErr w:type="spellStart"/>
+      <w:r>
+        <w:rPr>
+          <w:rFonts w:cs="Calibri"/>
+          <w:b/>
+          <w:bCs/>
+          <w:color w:val="D86DCB" w:themeColor="accent5" w:themeTint="99"/>
+          <w:sz w:val="32"/>
+          <w:szCs w:val="32"/>
+        </w:rPr>
+        <w:t>Nazmul_portfolio</w:t>
+      </w:r>
+      <w:proofErr w:type="spellEnd"/>
+      <w:r>
+        <w:rPr>
+          <w:rFonts w:cs="Calibri"/>
+          <w:b/>
+          <w:bCs/>
+          <w:color w:val="D86DCB" w:themeColor="accent5" w:themeTint="99"/>
+          <w:sz w:val="32"/>
+          <w:szCs w:val="32"/>
         </w:rPr>
         <w:br/>
         <w:t>description: "A new Flutter project."</w:t>
@@ -468,22 +543,22 @@
       <w:pPr>
         <w:jc w:val="both"/>
         <w:rPr>
-          <w:rFonts w:ascii="Calibri" w:hAnsi="Calibri" w:cs="Calibri"/>
-          <w:b/>
-          <w:bCs/>
-          <w:color w:val="D86DCB" w:themeColor="accent5" w:themeTint="99"/>
-          <w:sz w:val="36"/>
-          <w:szCs w:val="36"/>
-        </w:rPr>
-      </w:pPr>
-      <w:r>
-        <w:rPr>
-          <w:rFonts w:ascii="Calibri" w:hAnsi="Calibri" w:cs="Calibri"/>
-          <w:b/>
-          <w:bCs/>
-          <w:color w:val="D86DCB" w:themeColor="accent5" w:themeTint="99"/>
-          <w:sz w:val="36"/>
-          <w:szCs w:val="36"/>
+          <w:rFonts w:cs="Calibri"/>
+          <w:b/>
+          <w:bCs/>
+          <w:color w:val="D86DCB" w:themeColor="accent5" w:themeTint="99"/>
+          <w:sz w:val="32"/>
+          <w:szCs w:val="32"/>
+        </w:rPr>
+      </w:pPr>
+      <w:r>
+        <w:rPr>
+          <w:rFonts w:cs="Calibri"/>
+          <w:b/>
+          <w:bCs/>
+          <w:color w:val="D86DCB" w:themeColor="accent5" w:themeTint="99"/>
+          <w:sz w:val="32"/>
+          <w:szCs w:val="32"/>
         </w:rPr>
         <w:t>…</w:t>
       </w:r>
@@ -492,26 +567,26 @@
       <w:pPr>
         <w:jc w:val="both"/>
         <w:rPr>
-          <w:rFonts w:ascii="Calibri" w:hAnsi="Calibri" w:cs="Calibri"/>
-          <w:sz w:val="36"/>
-          <w:szCs w:val="36"/>
-        </w:rPr>
-      </w:pPr>
-    </w:p>
-    <w:p>
-      <w:pPr>
-        <w:jc w:val="both"/>
-        <w:rPr>
-          <w:rFonts w:ascii="Calibri" w:hAnsi="Calibri" w:cs="Calibri"/>
-          <w:sz w:val="36"/>
-          <w:szCs w:val="36"/>
-        </w:rPr>
-      </w:pPr>
-      <w:r>
-        <w:rPr>
-          <w:rFonts w:ascii="Calibri" w:hAnsi="Calibri" w:cs="Calibri"/>
-          <w:sz w:val="36"/>
-          <w:szCs w:val="36"/>
+          <w:rFonts w:cs="Calibri"/>
+          <w:sz w:val="32"/>
+          <w:szCs w:val="32"/>
+        </w:rPr>
+      </w:pPr>
+    </w:p>
+    <w:p>
+      <w:pPr>
+        <w:jc w:val="both"/>
+        <w:rPr>
+          <w:rFonts w:cs="Calibri"/>
+          <w:sz w:val="32"/>
+          <w:szCs w:val="32"/>
+        </w:rPr>
+      </w:pPr>
+      <w:r>
+        <w:rPr>
+          <w:rFonts w:cs="Calibri"/>
+          <w:sz w:val="32"/>
+          <w:szCs w:val="32"/>
         </w:rPr>
         <w:t>index.html:</w:t>
       </w:r>
@@ -520,68 +595,80 @@
       <w:pPr>
         <w:jc w:val="both"/>
         <w:rPr>
-          <w:rFonts w:ascii="Calibri" w:hAnsi="Calibri" w:cs="Calibri"/>
-          <w:sz w:val="36"/>
-          <w:szCs w:val="36"/>
-        </w:rPr>
-      </w:pPr>
-      <w:r>
-        <w:rPr>
-          <w:rFonts w:ascii="Calibri" w:hAnsi="Calibri" w:cs="Calibri"/>
-          <w:sz w:val="36"/>
-          <w:szCs w:val="36"/>
+          <w:rFonts w:cs="Calibri"/>
+          <w:sz w:val="32"/>
+          <w:szCs w:val="32"/>
+        </w:rPr>
+      </w:pPr>
+      <w:r>
+        <w:rPr>
+          <w:rFonts w:cs="Calibri"/>
+          <w:sz w:val="32"/>
+          <w:szCs w:val="32"/>
         </w:rPr>
         <w:t xml:space="preserve"># </w:t>
       </w:r>
       <w:r>
         <w:rPr>
-          <w:rFonts w:ascii="Calibri" w:hAnsi="Calibri" w:cs="Calibri"/>
-          <w:sz w:val="36"/>
-          <w:szCs w:val="36"/>
+          <w:rFonts w:cs="Calibri"/>
+          <w:sz w:val="32"/>
+          <w:szCs w:val="32"/>
         </w:rPr>
         <w:t>If we want the Browser Tab to show</w:t>
       </w:r>
       <w:r>
         <w:rPr>
-          <w:rFonts w:ascii="Calibri" w:hAnsi="Calibri" w:cs="Calibri"/>
-          <w:sz w:val="36"/>
-          <w:szCs w:val="36"/>
+          <w:rFonts w:cs="Calibri"/>
+          <w:sz w:val="32"/>
+          <w:szCs w:val="32"/>
         </w:rPr>
         <w:t xml:space="preserve"> a customized name like </w:t>
       </w:r>
       <w:r>
         <w:rPr>
-          <w:rFonts w:ascii="Calibri" w:hAnsi="Calibri" w:cs="Calibri"/>
-          <w:b/>
-          <w:bCs/>
-          <w:sz w:val="36"/>
-          <w:szCs w:val="36"/>
+          <w:rFonts w:cs="Calibri"/>
+          <w:b/>
+          <w:bCs/>
+          <w:sz w:val="32"/>
+          <w:szCs w:val="32"/>
         </w:rPr>
         <w:t xml:space="preserve">Nazmul Portfolio </w:t>
       </w:r>
       <w:r>
         <w:rPr>
-          <w:rFonts w:ascii="Calibri" w:hAnsi="Calibri" w:cs="Calibri"/>
-          <w:sz w:val="36"/>
-          <w:szCs w:val="36"/>
+          <w:rFonts w:cs="Calibri"/>
+          <w:sz w:val="32"/>
+          <w:szCs w:val="32"/>
         </w:rPr>
         <w:t xml:space="preserve">then go to </w:t>
       </w:r>
-      <w:r>
-        <w:rPr>
-          <w:rFonts w:ascii="Calibri" w:hAnsi="Calibri" w:cs="Calibri"/>
-          <w:b/>
-          <w:bCs/>
-          <w:sz w:val="36"/>
-          <w:szCs w:val="36"/>
-        </w:rPr>
-        <w:t>project_root/web/index.html</w:t>
-      </w:r>
-      <w:r>
-        <w:rPr>
-          <w:rFonts w:ascii="Calibri" w:hAnsi="Calibri" w:cs="Calibri"/>
-          <w:sz w:val="36"/>
-          <w:szCs w:val="36"/>
+      <w:proofErr w:type="spellStart"/>
+      <w:r>
+        <w:rPr>
+          <w:rFonts w:cs="Calibri"/>
+          <w:b/>
+          <w:bCs/>
+          <w:sz w:val="32"/>
+          <w:szCs w:val="32"/>
+        </w:rPr>
+        <w:t>project_root</w:t>
+      </w:r>
+      <w:proofErr w:type="spellEnd"/>
+      <w:r>
+        <w:rPr>
+          <w:rFonts w:cs="Calibri"/>
+          <w:b/>
+          <w:bCs/>
+          <w:sz w:val="32"/>
+          <w:szCs w:val="32"/>
+        </w:rPr>
+        <w:t>/web/index.html</w:t>
+      </w:r>
+      <w:r>
+        <w:rPr>
+          <w:rFonts w:cs="Calibri"/>
+          <w:sz w:val="32"/>
+          <w:szCs w:val="32"/>
         </w:rPr>
         <w:t xml:space="preserve"> and edit this (normal spaces are allowed):</w:t>
       </w:r>
@@ -590,22 +677,22 @@
       <w:pPr>
         <w:jc w:val="both"/>
         <w:rPr>
-          <w:rFonts w:ascii="Calibri" w:hAnsi="Calibri" w:cs="Calibri"/>
-          <w:b/>
-          <w:bCs/>
-          <w:color w:val="D86DCB" w:themeColor="accent5" w:themeTint="99"/>
-          <w:sz w:val="36"/>
-          <w:szCs w:val="36"/>
-        </w:rPr>
-      </w:pPr>
-      <w:r>
-        <w:rPr>
-          <w:rFonts w:ascii="Calibri" w:hAnsi="Calibri" w:cs="Calibri"/>
-          <w:b/>
-          <w:bCs/>
-          <w:color w:val="D86DCB" w:themeColor="accent5" w:themeTint="99"/>
-          <w:sz w:val="36"/>
-          <w:szCs w:val="36"/>
+          <w:rFonts w:cs="Calibri"/>
+          <w:b/>
+          <w:bCs/>
+          <w:color w:val="D86DCB" w:themeColor="accent5" w:themeTint="99"/>
+          <w:sz w:val="32"/>
+          <w:szCs w:val="32"/>
+        </w:rPr>
+      </w:pPr>
+      <w:r>
+        <w:rPr>
+          <w:rFonts w:cs="Calibri"/>
+          <w:b/>
+          <w:bCs/>
+          <w:color w:val="D86DCB" w:themeColor="accent5" w:themeTint="99"/>
+          <w:sz w:val="32"/>
+          <w:szCs w:val="32"/>
         </w:rPr>
         <w:t>…</w:t>
       </w:r>
@@ -614,22 +701,22 @@
       <w:pPr>
         <w:jc w:val="both"/>
         <w:rPr>
-          <w:rFonts w:ascii="Calibri" w:hAnsi="Calibri" w:cs="Calibri"/>
-          <w:b/>
-          <w:bCs/>
-          <w:color w:val="D86DCB" w:themeColor="accent5" w:themeTint="99"/>
-          <w:sz w:val="36"/>
-          <w:szCs w:val="36"/>
-        </w:rPr>
-      </w:pPr>
-      <w:r>
-        <w:rPr>
-          <w:rFonts w:ascii="Calibri" w:hAnsi="Calibri" w:cs="Calibri"/>
-          <w:b/>
-          <w:bCs/>
-          <w:color w:val="D86DCB" w:themeColor="accent5" w:themeTint="99"/>
-          <w:sz w:val="36"/>
-          <w:szCs w:val="36"/>
+          <w:rFonts w:cs="Calibri"/>
+          <w:b/>
+          <w:bCs/>
+          <w:color w:val="D86DCB" w:themeColor="accent5" w:themeTint="99"/>
+          <w:sz w:val="32"/>
+          <w:szCs w:val="32"/>
+        </w:rPr>
+      </w:pPr>
+      <w:r>
+        <w:rPr>
+          <w:rFonts w:cs="Calibri"/>
+          <w:b/>
+          <w:bCs/>
+          <w:color w:val="D86DCB" w:themeColor="accent5" w:themeTint="99"/>
+          <w:sz w:val="32"/>
+          <w:szCs w:val="32"/>
         </w:rPr>
         <w:t>&lt;title&gt;Nazmul Portfolio&lt;/title&gt;</w:t>
       </w:r>
@@ -638,16 +725,16 @@
       <w:pPr>
         <w:jc w:val="both"/>
         <w:rPr>
-          <w:rFonts w:ascii="Calibri" w:hAnsi="Calibri" w:cs="Calibri"/>
-          <w:sz w:val="36"/>
-          <w:szCs w:val="36"/>
-        </w:rPr>
-      </w:pPr>
-      <w:r>
-        <w:rPr>
-          <w:rFonts w:ascii="Calibri" w:hAnsi="Calibri" w:cs="Calibri"/>
-          <w:sz w:val="36"/>
-          <w:szCs w:val="36"/>
+          <w:rFonts w:cs="Calibri"/>
+          <w:sz w:val="32"/>
+          <w:szCs w:val="32"/>
+        </w:rPr>
+      </w:pPr>
+      <w:r>
+        <w:rPr>
+          <w:rFonts w:cs="Calibri"/>
+          <w:sz w:val="32"/>
+          <w:szCs w:val="32"/>
         </w:rPr>
         <w:t># Also set:</w:t>
       </w:r>
@@ -656,95 +743,143 @@
       <w:pPr>
         <w:jc w:val="both"/>
         <w:rPr>
-          <w:rFonts w:ascii="Calibri" w:hAnsi="Calibri" w:cs="Calibri"/>
-          <w:b/>
-          <w:bCs/>
-          <w:color w:val="D86DCB" w:themeColor="accent5" w:themeTint="99"/>
-          <w:sz w:val="36"/>
-          <w:szCs w:val="36"/>
-        </w:rPr>
-      </w:pPr>
-      <w:r>
-        <w:rPr>
-          <w:rFonts w:ascii="Calibri" w:hAnsi="Calibri" w:cs="Calibri"/>
-          <w:b/>
-          <w:bCs/>
-          <w:color w:val="D86DCB" w:themeColor="accent5" w:themeTint="99"/>
-          <w:sz w:val="36"/>
-          <w:szCs w:val="36"/>
-        </w:rPr>
-        <w:t xml:space="preserve">  &lt;!-- iOS meta tags &amp; icons --&gt;</w:t>
-      </w:r>
-    </w:p>
-    <w:p>
-      <w:pPr>
-        <w:jc w:val="both"/>
-        <w:rPr>
-          <w:rFonts w:ascii="Calibri" w:hAnsi="Calibri" w:cs="Calibri"/>
-          <w:b/>
-          <w:bCs/>
-          <w:color w:val="D86DCB" w:themeColor="accent5" w:themeTint="99"/>
-          <w:sz w:val="36"/>
-          <w:szCs w:val="36"/>
-        </w:rPr>
-      </w:pPr>
-      <w:r>
-        <w:rPr>
-          <w:rFonts w:ascii="Calibri" w:hAnsi="Calibri" w:cs="Calibri"/>
-          <w:b/>
-          <w:bCs/>
-          <w:color w:val="D86DCB" w:themeColor="accent5" w:themeTint="99"/>
-          <w:sz w:val="36"/>
-          <w:szCs w:val="36"/>
+          <w:rFonts w:cs="Calibri"/>
+          <w:b/>
+          <w:bCs/>
+          <w:color w:val="D86DCB" w:themeColor="accent5" w:themeTint="99"/>
+          <w:sz w:val="32"/>
+          <w:szCs w:val="32"/>
+        </w:rPr>
+      </w:pPr>
+      <w:r>
+        <w:rPr>
+          <w:rFonts w:cs="Calibri"/>
+          <w:b/>
+          <w:bCs/>
+          <w:color w:val="D86DCB" w:themeColor="accent5" w:themeTint="99"/>
+          <w:sz w:val="32"/>
+          <w:szCs w:val="32"/>
+        </w:rPr>
+        <w:t xml:space="preserve">  </w:t>
+      </w:r>
+      <w:proofErr w:type="gramStart"/>
+      <w:r>
+        <w:rPr>
+          <w:rFonts w:cs="Calibri"/>
+          <w:b/>
+          <w:bCs/>
+          <w:color w:val="D86DCB" w:themeColor="accent5" w:themeTint="99"/>
+          <w:sz w:val="32"/>
+          <w:szCs w:val="32"/>
+        </w:rPr>
+        <w:t>&lt;!--</w:t>
+      </w:r>
+      <w:proofErr w:type="gramEnd"/>
+      <w:r>
+        <w:rPr>
+          <w:rFonts w:cs="Calibri"/>
+          <w:b/>
+          <w:bCs/>
+          <w:color w:val="D86DCB" w:themeColor="accent5" w:themeTint="99"/>
+          <w:sz w:val="32"/>
+          <w:szCs w:val="32"/>
+        </w:rPr>
+        <w:t xml:space="preserve"> iOS meta tags &amp; icons --&gt;</w:t>
+      </w:r>
+    </w:p>
+    <w:p>
+      <w:pPr>
+        <w:jc w:val="both"/>
+        <w:rPr>
+          <w:rFonts w:cs="Calibri"/>
+          <w:b/>
+          <w:bCs/>
+          <w:color w:val="D86DCB" w:themeColor="accent5" w:themeTint="99"/>
+          <w:sz w:val="32"/>
+          <w:szCs w:val="32"/>
+        </w:rPr>
+      </w:pPr>
+      <w:r>
+        <w:rPr>
+          <w:rFonts w:cs="Calibri"/>
+          <w:b/>
+          <w:bCs/>
+          <w:color w:val="D86DCB" w:themeColor="accent5" w:themeTint="99"/>
+          <w:sz w:val="32"/>
+          <w:szCs w:val="32"/>
+        </w:rPr>
+        <w:t xml:space="preserve">  …</w:t>
+      </w:r>
+    </w:p>
+    <w:p>
+      <w:pPr>
+        <w:jc w:val="both"/>
+        <w:rPr>
+          <w:rFonts w:cs="Calibri"/>
+          <w:b/>
+          <w:bCs/>
+          <w:color w:val="D86DCB" w:themeColor="accent5" w:themeTint="99"/>
+          <w:sz w:val="32"/>
+          <w:szCs w:val="32"/>
+        </w:rPr>
+      </w:pPr>
+      <w:r>
+        <w:rPr>
+          <w:rFonts w:cs="Calibri"/>
+          <w:b/>
+          <w:bCs/>
+          <w:color w:val="D86DCB" w:themeColor="accent5" w:themeTint="99"/>
+          <w:sz w:val="32"/>
+          <w:szCs w:val="32"/>
         </w:rPr>
         <w:lastRenderedPageBreak/>
-        <w:t xml:space="preserve">  …</w:t>
-      </w:r>
-    </w:p>
-    <w:p>
-      <w:pPr>
-        <w:jc w:val="both"/>
-        <w:rPr>
-          <w:rFonts w:ascii="Calibri" w:hAnsi="Calibri" w:cs="Calibri"/>
-          <w:b/>
-          <w:bCs/>
-          <w:color w:val="D86DCB" w:themeColor="accent5" w:themeTint="99"/>
-          <w:sz w:val="36"/>
-          <w:szCs w:val="36"/>
-        </w:rPr>
-      </w:pPr>
-      <w:r>
-        <w:rPr>
-          <w:rFonts w:ascii="Calibri" w:hAnsi="Calibri" w:cs="Calibri"/>
-          <w:b/>
-          <w:bCs/>
-          <w:color w:val="D86DCB" w:themeColor="accent5" w:themeTint="99"/>
-          <w:sz w:val="36"/>
-          <w:szCs w:val="36"/>
-        </w:rPr>
-        <w:t xml:space="preserve">  &lt;meta name="apple-mobile-web-app-title" content="Nazmul Portfolio"&gt; &lt;!--Set Here--&gt;</w:t>
-      </w:r>
-    </w:p>
-    <w:p>
-      <w:pPr>
-        <w:jc w:val="both"/>
-        <w:rPr>
-          <w:rFonts w:ascii="Calibri" w:hAnsi="Calibri" w:cs="Calibri"/>
-          <w:b/>
-          <w:bCs/>
-          <w:color w:val="D86DCB" w:themeColor="accent5" w:themeTint="99"/>
-          <w:sz w:val="36"/>
-          <w:szCs w:val="36"/>
-        </w:rPr>
-      </w:pPr>
-      <w:r>
-        <w:rPr>
-          <w:rFonts w:ascii="Calibri" w:hAnsi="Calibri" w:cs="Calibri"/>
-          <w:b/>
-          <w:bCs/>
-          <w:color w:val="D86DCB" w:themeColor="accent5" w:themeTint="99"/>
-          <w:sz w:val="36"/>
-          <w:szCs w:val="36"/>
+        <w:t xml:space="preserve">  &lt;meta name="apple-mobile-web-app-title" content="Nazmul Portfolio"&gt; </w:t>
+      </w:r>
+      <w:proofErr w:type="gramStart"/>
+      <w:r>
+        <w:rPr>
+          <w:rFonts w:cs="Calibri"/>
+          <w:b/>
+          <w:bCs/>
+          <w:color w:val="D86DCB" w:themeColor="accent5" w:themeTint="99"/>
+          <w:sz w:val="32"/>
+          <w:szCs w:val="32"/>
+        </w:rPr>
+        <w:t>&lt;!--</w:t>
+      </w:r>
+      <w:proofErr w:type="gramEnd"/>
+      <w:r>
+        <w:rPr>
+          <w:rFonts w:cs="Calibri"/>
+          <w:b/>
+          <w:bCs/>
+          <w:color w:val="D86DCB" w:themeColor="accent5" w:themeTint="99"/>
+          <w:sz w:val="32"/>
+          <w:szCs w:val="32"/>
+        </w:rPr>
+        <w:t>Set Here--&gt;</w:t>
+      </w:r>
+    </w:p>
+    <w:p>
+      <w:pPr>
+        <w:jc w:val="both"/>
+        <w:rPr>
+          <w:rFonts w:cs="Calibri"/>
+          <w:b/>
+          <w:bCs/>
+          <w:color w:val="D86DCB" w:themeColor="accent5" w:themeTint="99"/>
+          <w:sz w:val="32"/>
+          <w:szCs w:val="32"/>
+        </w:rPr>
+      </w:pPr>
+      <w:r>
+        <w:rPr>
+          <w:rFonts w:cs="Calibri"/>
+          <w:b/>
+          <w:bCs/>
+          <w:color w:val="D86DCB" w:themeColor="accent5" w:themeTint="99"/>
+          <w:sz w:val="32"/>
+          <w:szCs w:val="32"/>
         </w:rPr>
         <w:t xml:space="preserve"> …</w:t>
       </w:r>
@@ -753,26 +888,26 @@
       <w:pPr>
         <w:jc w:val="both"/>
         <w:rPr>
-          <w:rFonts w:ascii="Calibri" w:hAnsi="Calibri" w:cs="Calibri"/>
-          <w:sz w:val="36"/>
-          <w:szCs w:val="36"/>
-        </w:rPr>
-      </w:pPr>
-    </w:p>
-    <w:p>
-      <w:pPr>
-        <w:jc w:val="both"/>
-        <w:rPr>
-          <w:rFonts w:ascii="Calibri" w:hAnsi="Calibri" w:cs="Calibri"/>
-          <w:sz w:val="36"/>
-          <w:szCs w:val="36"/>
-        </w:rPr>
-      </w:pPr>
-      <w:r>
-        <w:rPr>
-          <w:rFonts w:ascii="Calibri" w:hAnsi="Calibri" w:cs="Calibri"/>
-          <w:sz w:val="36"/>
-          <w:szCs w:val="36"/>
+          <w:rFonts w:cs="Calibri"/>
+          <w:sz w:val="32"/>
+          <w:szCs w:val="32"/>
+        </w:rPr>
+      </w:pPr>
+    </w:p>
+    <w:p>
+      <w:pPr>
+        <w:jc w:val="both"/>
+        <w:rPr>
+          <w:rFonts w:cs="Calibri"/>
+          <w:sz w:val="32"/>
+          <w:szCs w:val="32"/>
+        </w:rPr>
+      </w:pPr>
+      <w:r>
+        <w:rPr>
+          <w:rFonts w:cs="Calibri"/>
+          <w:sz w:val="32"/>
+          <w:szCs w:val="32"/>
         </w:rPr>
         <w:t>PWA/App name:</w:t>
       </w:r>
@@ -781,16 +916,16 @@
       <w:pPr>
         <w:jc w:val="both"/>
         <w:rPr>
-          <w:rFonts w:ascii="Calibri" w:hAnsi="Calibri" w:cs="Calibri"/>
-          <w:sz w:val="36"/>
-          <w:szCs w:val="36"/>
-        </w:rPr>
-      </w:pPr>
-      <w:r>
-        <w:rPr>
-          <w:rFonts w:ascii="Calibri" w:hAnsi="Calibri" w:cs="Calibri"/>
-          <w:sz w:val="36"/>
-          <w:szCs w:val="36"/>
+          <w:rFonts w:cs="Calibri"/>
+          <w:sz w:val="32"/>
+          <w:szCs w:val="32"/>
+        </w:rPr>
+      </w:pPr>
+      <w:r>
+        <w:rPr>
+          <w:rFonts w:cs="Calibri"/>
+          <w:sz w:val="32"/>
+          <w:szCs w:val="32"/>
         </w:rPr>
         <w:t># And if we want to change the PWA/App name which mainly affects:</w:t>
       </w:r>
@@ -804,16 +939,16 @@
         </w:numPr>
         <w:jc w:val="both"/>
         <w:rPr>
-          <w:rFonts w:ascii="Calibri" w:hAnsi="Calibri" w:cs="Calibri"/>
-          <w:sz w:val="36"/>
-          <w:szCs w:val="36"/>
-        </w:rPr>
-      </w:pPr>
-      <w:r>
-        <w:rPr>
-          <w:rFonts w:ascii="Calibri" w:hAnsi="Calibri" w:cs="Calibri"/>
-          <w:sz w:val="36"/>
-          <w:szCs w:val="36"/>
+          <w:rFonts w:cs="Calibri"/>
+          <w:sz w:val="32"/>
+          <w:szCs w:val="32"/>
+        </w:rPr>
+      </w:pPr>
+      <w:r>
+        <w:rPr>
+          <w:rFonts w:cs="Calibri"/>
+          <w:sz w:val="32"/>
+          <w:szCs w:val="32"/>
         </w:rPr>
         <w:t>"Install App" on browsers</w:t>
       </w:r>
@@ -827,16 +962,16 @@
         </w:numPr>
         <w:jc w:val="both"/>
         <w:rPr>
-          <w:rFonts w:ascii="Calibri" w:hAnsi="Calibri" w:cs="Calibri"/>
-          <w:sz w:val="36"/>
-          <w:szCs w:val="36"/>
-        </w:rPr>
-      </w:pPr>
-      <w:r>
-        <w:rPr>
-          <w:rFonts w:ascii="Calibri" w:hAnsi="Calibri" w:cs="Calibri"/>
-          <w:sz w:val="36"/>
-          <w:szCs w:val="36"/>
+          <w:rFonts w:cs="Calibri"/>
+          <w:sz w:val="32"/>
+          <w:szCs w:val="32"/>
+        </w:rPr>
+      </w:pPr>
+      <w:r>
+        <w:rPr>
+          <w:rFonts w:cs="Calibri"/>
+          <w:sz w:val="32"/>
+          <w:szCs w:val="32"/>
         </w:rPr>
         <w:t>Home screen name on mobile</w:t>
       </w:r>
@@ -850,16 +985,16 @@
         </w:numPr>
         <w:jc w:val="both"/>
         <w:rPr>
-          <w:rFonts w:ascii="Calibri" w:hAnsi="Calibri" w:cs="Calibri"/>
-          <w:sz w:val="36"/>
-          <w:szCs w:val="36"/>
-        </w:rPr>
-      </w:pPr>
-      <w:r>
-        <w:rPr>
-          <w:rFonts w:ascii="Calibri" w:hAnsi="Calibri" w:cs="Calibri"/>
-          <w:sz w:val="36"/>
-          <w:szCs w:val="36"/>
+          <w:rFonts w:cs="Calibri"/>
+          <w:sz w:val="32"/>
+          <w:szCs w:val="32"/>
+        </w:rPr>
+      </w:pPr>
+      <w:r>
+        <w:rPr>
+          <w:rFonts w:cs="Calibri"/>
+          <w:sz w:val="32"/>
+          <w:szCs w:val="32"/>
         </w:rPr>
         <w:t>PWA behavior</w:t>
       </w:r>
@@ -868,34 +1003,58 @@
       <w:pPr>
         <w:jc w:val="both"/>
         <w:rPr>
-          <w:rFonts w:ascii="Calibri" w:hAnsi="Calibri" w:cs="Calibri"/>
-          <w:sz w:val="36"/>
-          <w:szCs w:val="36"/>
-        </w:rPr>
-      </w:pPr>
-      <w:r>
-        <w:rPr>
-          <w:rFonts w:ascii="Calibri" w:hAnsi="Calibri" w:cs="Calibri"/>
-          <w:sz w:val="36"/>
-          <w:szCs w:val="36"/>
+          <w:rFonts w:cs="Calibri"/>
+          <w:sz w:val="32"/>
+          <w:szCs w:val="32"/>
+        </w:rPr>
+      </w:pPr>
+      <w:r>
+        <w:rPr>
+          <w:rFonts w:cs="Calibri"/>
+          <w:sz w:val="32"/>
+          <w:szCs w:val="32"/>
         </w:rPr>
         <w:t xml:space="preserve"># Then go to </w:t>
       </w:r>
-      <w:r>
-        <w:rPr>
-          <w:rFonts w:ascii="Calibri" w:hAnsi="Calibri" w:cs="Calibri"/>
-          <w:b/>
-          <w:bCs/>
-          <w:sz w:val="36"/>
-          <w:szCs w:val="36"/>
-        </w:rPr>
-        <w:t>project_root/web/manifest.json</w:t>
-      </w:r>
-      <w:r>
-        <w:rPr>
-          <w:rFonts w:ascii="Calibri" w:hAnsi="Calibri" w:cs="Calibri"/>
-          <w:sz w:val="36"/>
-          <w:szCs w:val="36"/>
+      <w:proofErr w:type="spellStart"/>
+      <w:r>
+        <w:rPr>
+          <w:rFonts w:cs="Calibri"/>
+          <w:b/>
+          <w:bCs/>
+          <w:sz w:val="32"/>
+          <w:szCs w:val="32"/>
+        </w:rPr>
+        <w:t>project_root</w:t>
+      </w:r>
+      <w:proofErr w:type="spellEnd"/>
+      <w:r>
+        <w:rPr>
+          <w:rFonts w:cs="Calibri"/>
+          <w:b/>
+          <w:bCs/>
+          <w:sz w:val="32"/>
+          <w:szCs w:val="32"/>
+        </w:rPr>
+        <w:t>/web/</w:t>
+      </w:r>
+      <w:proofErr w:type="spellStart"/>
+      <w:r>
+        <w:rPr>
+          <w:rFonts w:cs="Calibri"/>
+          <w:b/>
+          <w:bCs/>
+          <w:sz w:val="32"/>
+          <w:szCs w:val="32"/>
+        </w:rPr>
+        <w:t>manifest.json</w:t>
+      </w:r>
+      <w:proofErr w:type="spellEnd"/>
+      <w:r>
+        <w:rPr>
+          <w:rFonts w:cs="Calibri"/>
+          <w:sz w:val="32"/>
+          <w:szCs w:val="32"/>
         </w:rPr>
         <w:t xml:space="preserve"> and edit (Spaces are perfectly fine here too):</w:t>
       </w:r>
@@ -904,22 +1063,22 @@
       <w:pPr>
         <w:jc w:val="both"/>
         <w:rPr>
-          <w:rFonts w:ascii="Calibri" w:hAnsi="Calibri" w:cs="Calibri"/>
-          <w:b/>
-          <w:bCs/>
-          <w:color w:val="D86DCB" w:themeColor="accent5" w:themeTint="99"/>
-          <w:sz w:val="36"/>
-          <w:szCs w:val="36"/>
-        </w:rPr>
-      </w:pPr>
-      <w:r>
-        <w:rPr>
-          <w:rFonts w:ascii="Calibri" w:hAnsi="Calibri" w:cs="Calibri"/>
-          <w:b/>
-          <w:bCs/>
-          <w:color w:val="D86DCB" w:themeColor="accent5" w:themeTint="99"/>
-          <w:sz w:val="36"/>
-          <w:szCs w:val="36"/>
+          <w:rFonts w:cs="Calibri"/>
+          <w:b/>
+          <w:bCs/>
+          <w:color w:val="D86DCB" w:themeColor="accent5" w:themeTint="99"/>
+          <w:sz w:val="32"/>
+          <w:szCs w:val="32"/>
+        </w:rPr>
+      </w:pPr>
+      <w:r>
+        <w:rPr>
+          <w:rFonts w:cs="Calibri"/>
+          <w:b/>
+          <w:bCs/>
+          <w:color w:val="D86DCB" w:themeColor="accent5" w:themeTint="99"/>
+          <w:sz w:val="32"/>
+          <w:szCs w:val="32"/>
         </w:rPr>
         <w:t>{</w:t>
       </w:r>
@@ -928,22 +1087,22 @@
       <w:pPr>
         <w:jc w:val="both"/>
         <w:rPr>
-          <w:rFonts w:ascii="Calibri" w:hAnsi="Calibri" w:cs="Calibri"/>
-          <w:b/>
-          <w:bCs/>
-          <w:color w:val="D86DCB" w:themeColor="accent5" w:themeTint="99"/>
-          <w:sz w:val="36"/>
-          <w:szCs w:val="36"/>
-        </w:rPr>
-      </w:pPr>
-      <w:r>
-        <w:rPr>
-          <w:rFonts w:ascii="Calibri" w:hAnsi="Calibri" w:cs="Calibri"/>
-          <w:b/>
-          <w:bCs/>
-          <w:color w:val="D86DCB" w:themeColor="accent5" w:themeTint="99"/>
-          <w:sz w:val="36"/>
-          <w:szCs w:val="36"/>
+          <w:rFonts w:cs="Calibri"/>
+          <w:b/>
+          <w:bCs/>
+          <w:color w:val="D86DCB" w:themeColor="accent5" w:themeTint="99"/>
+          <w:sz w:val="32"/>
+          <w:szCs w:val="32"/>
+        </w:rPr>
+      </w:pPr>
+      <w:r>
+        <w:rPr>
+          <w:rFonts w:cs="Calibri"/>
+          <w:b/>
+          <w:bCs/>
+          <w:color w:val="D86DCB" w:themeColor="accent5" w:themeTint="99"/>
+          <w:sz w:val="32"/>
+          <w:szCs w:val="32"/>
         </w:rPr>
         <w:t xml:space="preserve">  "name": "Nazmul Portfolio",</w:t>
       </w:r>
@@ -952,46 +1111,83 @@
       <w:pPr>
         <w:jc w:val="both"/>
         <w:rPr>
-          <w:rFonts w:ascii="Calibri" w:hAnsi="Calibri" w:cs="Calibri"/>
-          <w:b/>
-          <w:bCs/>
-          <w:color w:val="D86DCB" w:themeColor="accent5" w:themeTint="99"/>
-          <w:sz w:val="36"/>
-          <w:szCs w:val="36"/>
-        </w:rPr>
-      </w:pPr>
-      <w:r>
-        <w:rPr>
-          <w:rFonts w:ascii="Calibri" w:hAnsi="Calibri" w:cs="Calibri"/>
-          <w:b/>
-          <w:bCs/>
-          <w:color w:val="D86DCB" w:themeColor="accent5" w:themeTint="99"/>
-          <w:sz w:val="36"/>
-          <w:szCs w:val="36"/>
-        </w:rPr>
-        <w:t xml:space="preserve">  "short_name": "Nazmul"</w:t>
-      </w:r>
-    </w:p>
-    <w:p>
-      <w:pPr>
-        <w:jc w:val="both"/>
-        <w:rPr>
-          <w:rFonts w:ascii="Calibri" w:hAnsi="Calibri" w:cs="Calibri"/>
-          <w:b/>
-          <w:bCs/>
-          <w:color w:val="D86DCB" w:themeColor="accent5" w:themeTint="99"/>
-          <w:sz w:val="36"/>
-          <w:szCs w:val="36"/>
-        </w:rPr>
-      </w:pPr>
-      <w:r>
-        <w:rPr>
-          <w:rFonts w:ascii="Calibri" w:hAnsi="Calibri" w:cs="Calibri"/>
-          <w:b/>
-          <w:bCs/>
-          <w:color w:val="D86DCB" w:themeColor="accent5" w:themeTint="99"/>
-          <w:sz w:val="36"/>
-          <w:szCs w:val="36"/>
+          <w:rFonts w:cs="Calibri"/>
+          <w:b/>
+          <w:bCs/>
+          <w:color w:val="D86DCB" w:themeColor="accent5" w:themeTint="99"/>
+          <w:sz w:val="32"/>
+          <w:szCs w:val="32"/>
+        </w:rPr>
+      </w:pPr>
+      <w:r>
+        <w:rPr>
+          <w:rFonts w:cs="Calibri"/>
+          <w:b/>
+          <w:bCs/>
+          <w:color w:val="D86DCB" w:themeColor="accent5" w:themeTint="99"/>
+          <w:sz w:val="32"/>
+          <w:szCs w:val="32"/>
+        </w:rPr>
+        <w:t xml:space="preserve">  "</w:t>
+      </w:r>
+      <w:proofErr w:type="spellStart"/>
+      <w:proofErr w:type="gramStart"/>
+      <w:r>
+        <w:rPr>
+          <w:rFonts w:cs="Calibri"/>
+          <w:b/>
+          <w:bCs/>
+          <w:color w:val="D86DCB" w:themeColor="accent5" w:themeTint="99"/>
+          <w:sz w:val="32"/>
+          <w:szCs w:val="32"/>
+        </w:rPr>
+        <w:t>short</w:t>
+      </w:r>
+      <w:proofErr w:type="gramEnd"/>
+      <w:r>
+        <w:rPr>
+          <w:rFonts w:cs="Calibri"/>
+          <w:b/>
+          <w:bCs/>
+          <w:color w:val="D86DCB" w:themeColor="accent5" w:themeTint="99"/>
+          <w:sz w:val="32"/>
+          <w:szCs w:val="32"/>
+        </w:rPr>
+        <w:t>_name</w:t>
+      </w:r>
+      <w:proofErr w:type="spellEnd"/>
+      <w:r>
+        <w:rPr>
+          <w:rFonts w:cs="Calibri"/>
+          <w:b/>
+          <w:bCs/>
+          <w:color w:val="D86DCB" w:themeColor="accent5" w:themeTint="99"/>
+          <w:sz w:val="32"/>
+          <w:szCs w:val="32"/>
+        </w:rPr>
+        <w:t>": "Nazmul"</w:t>
+      </w:r>
+    </w:p>
+    <w:p>
+      <w:pPr>
+        <w:jc w:val="both"/>
+        <w:rPr>
+          <w:rFonts w:cs="Calibri"/>
+          <w:b/>
+          <w:bCs/>
+          <w:color w:val="D86DCB" w:themeColor="accent5" w:themeTint="99"/>
+          <w:sz w:val="32"/>
+          <w:szCs w:val="32"/>
+        </w:rPr>
+      </w:pPr>
+      <w:r>
+        <w:rPr>
+          <w:rFonts w:cs="Calibri"/>
+          <w:b/>
+          <w:bCs/>
+          <w:color w:val="D86DCB" w:themeColor="accent5" w:themeTint="99"/>
+          <w:sz w:val="32"/>
+          <w:szCs w:val="32"/>
         </w:rPr>
         <w:t>}</w:t>
       </w:r>
@@ -1000,62 +1196,96 @@
       <w:pPr>
         <w:jc w:val="both"/>
         <w:rPr>
-          <w:rFonts w:ascii="Calibri" w:hAnsi="Calibri" w:cs="Calibri"/>
-          <w:sz w:val="36"/>
-          <w:szCs w:val="36"/>
-        </w:rPr>
-      </w:pPr>
-      <w:r>
-        <w:rPr>
-          <w:rFonts w:ascii="Calibri" w:hAnsi="Calibri" w:cs="Calibri"/>
-          <w:sz w:val="36"/>
-          <w:szCs w:val="36"/>
+          <w:rFonts w:cs="Calibri"/>
+          <w:sz w:val="32"/>
+          <w:szCs w:val="32"/>
+        </w:rPr>
+      </w:pPr>
+      <w:r>
+        <w:rPr>
+          <w:rFonts w:cs="Calibri"/>
+          <w:sz w:val="32"/>
+          <w:szCs w:val="32"/>
         </w:rPr>
         <w:t># Then also set the name in the</w:t>
       </w:r>
       <w:r>
         <w:rPr>
-          <w:rFonts w:ascii="Calibri" w:hAnsi="Calibri" w:cs="Calibri"/>
-          <w:b/>
-          <w:bCs/>
-          <w:sz w:val="36"/>
-          <w:szCs w:val="36"/>
-        </w:rPr>
-        <w:t xml:space="preserve"> MaterialApp()</w:t>
-      </w:r>
-    </w:p>
-    <w:p>
-      <w:pPr>
-        <w:jc w:val="both"/>
-        <w:rPr>
-          <w:rFonts w:ascii="Calibri" w:hAnsi="Calibri" w:cs="Calibri"/>
-          <w:sz w:val="36"/>
-          <w:szCs w:val="36"/>
-        </w:rPr>
-      </w:pPr>
-      <w:r>
-        <w:rPr>
-          <w:rFonts w:ascii="Calibri" w:hAnsi="Calibri" w:cs="Calibri"/>
-          <w:sz w:val="36"/>
-          <w:szCs w:val="36"/>
+          <w:rFonts w:cs="Calibri"/>
+          <w:b/>
+          <w:bCs/>
+          <w:sz w:val="32"/>
+          <w:szCs w:val="32"/>
+        </w:rPr>
+        <w:t xml:space="preserve"> </w:t>
+      </w:r>
+      <w:proofErr w:type="spellStart"/>
+      <w:proofErr w:type="gramStart"/>
+      <w:r>
+        <w:rPr>
+          <w:rFonts w:cs="Calibri"/>
+          <w:b/>
+          <w:bCs/>
+          <w:sz w:val="32"/>
+          <w:szCs w:val="32"/>
+        </w:rPr>
+        <w:t>MaterialApp</w:t>
+      </w:r>
+      <w:proofErr w:type="spellEnd"/>
+      <w:r>
+        <w:rPr>
+          <w:rFonts w:cs="Calibri"/>
+          <w:b/>
+          <w:bCs/>
+          <w:sz w:val="32"/>
+          <w:szCs w:val="32"/>
+        </w:rPr>
+        <w:t>(</w:t>
+      </w:r>
+      <w:proofErr w:type="gramEnd"/>
+      <w:r>
+        <w:rPr>
+          <w:rFonts w:cs="Calibri"/>
+          <w:b/>
+          <w:bCs/>
+          <w:sz w:val="32"/>
+          <w:szCs w:val="32"/>
+        </w:rPr>
+        <w:t>)</w:t>
+      </w:r>
+    </w:p>
+    <w:p>
+      <w:pPr>
+        <w:jc w:val="both"/>
+        <w:rPr>
+          <w:rFonts w:cs="Calibri"/>
+          <w:sz w:val="32"/>
+          <w:szCs w:val="32"/>
+        </w:rPr>
+      </w:pPr>
+      <w:r>
+        <w:rPr>
+          <w:rFonts w:cs="Calibri"/>
+          <w:sz w:val="32"/>
+          <w:szCs w:val="32"/>
         </w:rPr>
         <w:t xml:space="preserve"># That’s it we’re done now set up </w:t>
       </w:r>
       <w:r>
         <w:rPr>
-          <w:rFonts w:ascii="Calibri" w:hAnsi="Calibri" w:cs="Calibri"/>
-          <w:b/>
-          <w:bCs/>
-          <w:sz w:val="36"/>
-          <w:szCs w:val="36"/>
+          <w:rFonts w:cs="Calibri"/>
+          <w:b/>
+          <w:bCs/>
+          <w:sz w:val="32"/>
+          <w:szCs w:val="32"/>
         </w:rPr>
         <w:t>Firebase</w:t>
       </w:r>
       <w:r>
         <w:rPr>
-          <w:rFonts w:ascii="Calibri" w:hAnsi="Calibri" w:cs="Calibri"/>
-          <w:sz w:val="36"/>
-          <w:szCs w:val="36"/>
+          <w:rFonts w:cs="Calibri"/>
+          <w:sz w:val="32"/>
+          <w:szCs w:val="32"/>
         </w:rPr>
         <w:t xml:space="preserve"> see fw10 firebase web hosting doc</w:t>
       </w:r>
@@ -1063,9 +1293,9 @@
     <w:p>
       <w:pPr>
         <w:rPr>
-          <w:rFonts w:ascii="Calibri" w:hAnsi="Calibri" w:cs="Calibri"/>
-          <w:sz w:val="36"/>
-          <w:szCs w:val="36"/>
+          <w:rFonts w:cs="Calibri"/>
+          <w:sz w:val="32"/>
+          <w:szCs w:val="32"/>
         </w:rPr>
       </w:pPr>
     </w:p>
@@ -1073,16 +1303,16 @@
       <w:pPr>
         <w:jc w:val="center"/>
         <w:rPr>
-          <w:rFonts w:ascii="Calibri" w:hAnsi="Calibri" w:cs="Calibri"/>
-          <w:sz w:val="36"/>
-          <w:szCs w:val="36"/>
-        </w:rPr>
-      </w:pPr>
-      <w:r>
-        <w:rPr>
-          <w:rFonts w:ascii="Calibri" w:hAnsi="Calibri" w:cs="Calibri"/>
-          <w:sz w:val="36"/>
-          <w:szCs w:val="36"/>
+          <w:rFonts w:cs="Calibri"/>
+          <w:sz w:val="32"/>
+          <w:szCs w:val="32"/>
+        </w:rPr>
+      </w:pPr>
+      <w:r>
+        <w:rPr>
+          <w:rFonts w:cs="Calibri"/>
+          <w:sz w:val="32"/>
+          <w:szCs w:val="32"/>
         </w:rPr>
         <w:t>Break</w:t>
       </w:r>
@@ -1091,30 +1321,30 @@
       <w:pPr>
         <w:jc w:val="both"/>
         <w:rPr>
-          <w:rFonts w:ascii="Calibri" w:hAnsi="Calibri" w:cs="Calibri"/>
-          <w:sz w:val="36"/>
-          <w:szCs w:val="36"/>
-        </w:rPr>
-      </w:pPr>
-    </w:p>
-    <w:p>
-      <w:pPr>
-        <w:jc w:val="both"/>
-        <w:rPr>
-          <w:rFonts w:ascii="Calibri" w:hAnsi="Calibri" w:cs="Calibri"/>
-          <w:b/>
-          <w:bCs/>
-          <w:sz w:val="36"/>
-          <w:szCs w:val="36"/>
-        </w:rPr>
-      </w:pPr>
-      <w:r>
-        <w:rPr>
-          <w:rFonts w:ascii="Calibri" w:hAnsi="Calibri" w:cs="Calibri"/>
-          <w:b/>
-          <w:bCs/>
-          <w:sz w:val="36"/>
-          <w:szCs w:val="36"/>
+          <w:rFonts w:cs="Calibri"/>
+          <w:sz w:val="32"/>
+          <w:szCs w:val="32"/>
+        </w:rPr>
+      </w:pPr>
+    </w:p>
+    <w:p>
+      <w:pPr>
+        <w:jc w:val="both"/>
+        <w:rPr>
+          <w:rFonts w:cs="Calibri"/>
+          <w:b/>
+          <w:bCs/>
+          <w:sz w:val="32"/>
+          <w:szCs w:val="32"/>
+        </w:rPr>
+      </w:pPr>
+      <w:r>
+        <w:rPr>
+          <w:rFonts w:cs="Calibri"/>
+          <w:b/>
+          <w:bCs/>
+          <w:sz w:val="32"/>
+          <w:szCs w:val="32"/>
         </w:rPr>
         <w:t>Customizing Browser Tab Icon:</w:t>
       </w:r>
@@ -1123,16 +1353,16 @@
       <w:pPr>
         <w:jc w:val="both"/>
         <w:rPr>
-          <w:rFonts w:ascii="Calibri" w:hAnsi="Calibri" w:cs="Calibri"/>
-          <w:sz w:val="36"/>
-          <w:szCs w:val="36"/>
-        </w:rPr>
-      </w:pPr>
-      <w:r>
-        <w:rPr>
-          <w:rFonts w:ascii="Calibri" w:hAnsi="Calibri" w:cs="Calibri"/>
-          <w:sz w:val="36"/>
-          <w:szCs w:val="36"/>
+          <w:rFonts w:cs="Calibri"/>
+          <w:sz w:val="32"/>
+          <w:szCs w:val="32"/>
+        </w:rPr>
+      </w:pPr>
+      <w:r>
+        <w:rPr>
+          <w:rFonts w:cs="Calibri"/>
+          <w:sz w:val="32"/>
+          <w:szCs w:val="32"/>
         </w:rPr>
         <w:t xml:space="preserve"># </w:t>
       </w:r>
